--- a/apps/bullyproof/docs/handover/final-acceptance-letter.docx
+++ b/apps/bullyproof/docs/handover/final-acceptance-letter.docx
@@ -391,12 +391,12 @@
         <w:rPr>
           <w:color w:val="1F2937"/>
         </w:rPr>
-        <w:t>5. Handover on Acceptance (clause 7.5)</w:t>
+        <w:t>5. Handover (clauses 6 and 7.5)</w:t>
       </w:r>
     </w:p>
     <w:p>
       <w:r>
-        <w:t>On written Acceptance I will complete handover, being:</w:t>
+        <w:t>Clause 6 provides that full source code, documentation, credentials and repository control are delivered upon completion of the project and receipt of final payment. Accordingly, the handover set is prepared and ready:</w:t>
       </w:r>
     </w:p>
     <w:p>
@@ -404,7 +404,7 @@
         <w:pStyle w:val="ListBullet"/>
       </w:pPr>
       <w:r>
-        <w:t>full source code and build scripts, with repository control transferred to you (clause 4(b)(ii));</w:t>
+        <w:t>full source code and build scripts, with repository control transferred to you;</w:t>
       </w:r>
     </w:p>
     <w:p>
@@ -432,6 +432,11 @@
       </w:r>
     </w:p>
     <w:p>
+      <w:r>
+        <w:t>The documentation is enclosed with this letter. The source code, credentials and repository control transfer are executed on the day final payment is received, per clause 6. In the meantime you have, as clause 6 also requires, full access to the running platform for review and validation.</w:t>
+      </w:r>
+    </w:p>
+    <w:p>
       <w:pPr>
         <w:pStyle w:val="Heading3"/>
       </w:pPr>
@@ -444,7 +449,7 @@
     </w:p>
     <w:p>
       <w:r>
-        <w:t>Clause 4(b) provides that $100,000 plus GST is payable on completion of all deliverables, full handover including source code and repository control, and acceptance under clause 7. All deliverables are complete and handover is ready to execute on your acceptance. The enclosed tax invoice for $110,000 (inclusive of GST) is payable accordingly.</w:t>
+        <w:t>Clause 4(b) provides that $100,000 plus GST is payable on completion of all deliverables, handover, and acceptance under clause 7. All deliverables are complete, and the handover set is prepared for same-day transfer against payment as clause 6 provides. The enclosed tax invoice for $110,000 (inclusive of GST) is payable on your written Acceptance (or deemed Acceptance under clause 7.4).</w:t>
       </w:r>
     </w:p>
     <w:p>

--- a/apps/bullyproof/docs/handover/final-acceptance-letter.docx
+++ b/apps/bullyproof/docs/handover/final-acceptance-letter.docx
@@ -256,15 +256,7 @@
         <w:pStyle w:val="ListNumber"/>
       </w:pPr>
       <w:r>
-        <w:t>Administrator User Guide (Word), deliverable D6.</w:t>
-      </w:r>
-    </w:p>
-    <w:p>
-      <w:pPr>
-        <w:pStyle w:val="ListNumber"/>
-      </w:pPr>
-      <w:r>
-        <w:t>System Administrator Guide (Word), deliverable D6. This includes configuration and deployment instructions per clause 7.5(b).</w:t>
+        <w:t>Administrator User Guide (Word), deliverable D6, enclosed now for use during UAT.</w:t>
       </w:r>
     </w:p>
     <w:p>
@@ -289,6 +281,11 @@
       </w:pPr>
       <w:r>
         <w:t>Tax invoice for the clause 4(b) completion and handover payment, payable on acceptance and handover.</w:t>
+      </w:r>
+    </w:p>
+    <w:p>
+      <w:r>
+        <w:t>The System Administrator Guide (deliverable D6, complete), covering configuration, deployment and credentials, is delivered with the clause 6 handover set on receipt of final payment, together with the source code and repository control.</w:t>
       </w:r>
     </w:p>
     <w:p>
@@ -404,7 +401,7 @@
         <w:pStyle w:val="ListBullet"/>
       </w:pPr>
       <w:r>
-        <w:t>full source code and build scripts, with repository control transferred to you;</w:t>
+        <w:t>a dedicated Bullyproof repository under your control containing the complete platform (application source, required shared packages, database schema and migrations, configuration templates and build scripts);</w:t>
       </w:r>
     </w:p>
     <w:p>
@@ -412,7 +409,7 @@
         <w:pStyle w:val="ListBullet"/>
       </w:pPr>
       <w:r>
-        <w:t>configuration and deployment instructions (contained in the System Administrator Guide);</w:t>
+        <w:t>configuration and deployment instructions (the System Administrator Guide);</w:t>
       </w:r>
     </w:p>
     <w:p>
@@ -420,7 +417,7 @@
         <w:pStyle w:val="ListBullet"/>
       </w:pPr>
       <w:r>
-        <w:t>administrator and user documentation (enclosed now);</w:t>
+        <w:t>administrator and user documentation (the Administrator User Guide is enclosed now for UAT);</w:t>
       </w:r>
     </w:p>
     <w:p>
@@ -433,7 +430,7 @@
     </w:p>
     <w:p>
       <w:r>
-        <w:t>The documentation is enclosed with this letter. The source code, credentials and repository control transfer are executed on the day final payment is received, per clause 6. In the meantime you have, as clause 6 also requires, full access to the running platform for review and validation.</w:t>
+        <w:t>The source code, System Administrator Guide, credentials and repository control transfer are executed on the day final payment is received, per clause 6. The delivered repository also carries a short schedule identifying the Underlying Systems that remain Intradark property under clause 5, embedded for use within the Bullyproof platform. In the meantime you have, as clause 6 also requires, full access to the running platform for review and validation.</w:t>
       </w:r>
     </w:p>
     <w:p>

--- a/apps/bullyproof/docs/handover/final-acceptance-letter.docx
+++ b/apps/bullyproof/docs/handover/final-acceptance-letter.docx
@@ -301,7 +301,7 @@
     </w:p>
     <w:p>
       <w:r>
-        <w:t>The platform is available for your testing at [production URL, e.g. https://app.bullyproofaustralia.org.au] using your existing administrator account. For test purposes:</w:t>
+        <w:t>The platform is available for your testing at https://app.bullyproofaustralia.org.au using your existing administrator account. For test purposes:</w:t>
       </w:r>
     </w:p>
     <w:p>

--- a/apps/bullyproof/docs/handover/final-acceptance-letter.docx
+++ b/apps/bullyproof/docs/handover/final-acceptance-letter.docx
@@ -5,10 +5,17 @@
     <w:p>
       <w:pPr>
         <w:pStyle w:val="Heading1"/>
+        <w:spacing w:after="80"/>
+        <w:pBdr>
+          <w:bottom w:val="single" w:sz="10" w:space="8" w:color="008490"/>
+        </w:pBdr>
       </w:pPr>
       <w:r>
         <w:rPr>
+          <w:rFonts w:ascii="Calibri" w:hAnsi="Calibri"/>
+          <w:b/>
           <w:color w:val="1F2937"/>
+          <w:sz w:val="50"/>
         </w:rPr>
         <w:t>INTRADARK</w:t>
       </w:r>
@@ -21,10 +28,14 @@
     <w:p>
       <w:pPr>
         <w:pStyle w:val="Heading2"/>
+        <w:spacing w:before="320" w:after="120"/>
       </w:pPr>
       <w:r>
         <w:rPr>
-          <w:color w:val="1F2937"/>
+          <w:rFonts w:ascii="Calibri" w:hAnsi="Calibri"/>
+          <w:b/>
+          <w:color w:val="008490"/>
+          <w:sz w:val="31"/>
         </w:rPr>
         <w:t>Final Delivery and Request for Acceptance</w:t>
       </w:r>
@@ -37,18 +48,20 @@
         <w:tblLook w:firstColumn="1" w:firstRow="1" w:lastColumn="0" w:lastRow="0" w:noHBand="0" w:noVBand="1" w:val="04A0"/>
       </w:tblPr>
       <w:tblGrid>
-        <w:gridCol w:w="4320"/>
-        <w:gridCol w:w="4320"/>
+        <w:gridCol w:w="4759"/>
+        <w:gridCol w:w="4759"/>
       </w:tblGrid>
       <w:tr>
         <w:tc>
           <w:tcPr>
-            <w:tcW w:type="dxa" w:w="4320"/>
+            <w:tcW w:type="dxa" w:w="4759"/>
+            <w:shd w:val="clear" w:fill="008490"/>
           </w:tcPr>
           <w:p>
             <w:r>
               <w:rPr>
                 <w:b/>
+                <w:color w:val="FFFFFF"/>
                 <w:sz w:val="19"/>
               </w:rPr>
             </w:r>
@@ -56,12 +69,14 @@
         </w:tc>
         <w:tc>
           <w:tcPr>
-            <w:tcW w:type="dxa" w:w="4320"/>
+            <w:tcW w:type="dxa" w:w="4759"/>
+            <w:shd w:val="clear" w:fill="008490"/>
           </w:tcPr>
           <w:p>
             <w:r>
               <w:rPr>
                 <w:b/>
+                <w:color w:val="FFFFFF"/>
                 <w:sz w:val="19"/>
               </w:rPr>
             </w:r>
@@ -71,7 +86,7 @@
       <w:tr>
         <w:tc>
           <w:tcPr>
-            <w:tcW w:type="dxa" w:w="4320"/>
+            <w:tcW w:type="dxa" w:w="4759"/>
           </w:tcPr>
           <w:p>
             <w:r>
@@ -89,7 +104,7 @@
         </w:tc>
         <w:tc>
           <w:tcPr>
-            <w:tcW w:type="dxa" w:w="4320"/>
+            <w:tcW w:type="dxa" w:w="4759"/>
           </w:tcPr>
           <w:p>
             <w:r>
@@ -109,7 +124,8 @@
       <w:tr>
         <w:tc>
           <w:tcPr>
-            <w:tcW w:type="dxa" w:w="4320"/>
+            <w:tcW w:type="dxa" w:w="4759"/>
+            <w:shd w:val="clear" w:fill="F2F7F7"/>
           </w:tcPr>
           <w:p>
             <w:r>
@@ -127,7 +143,8 @@
         </w:tc>
         <w:tc>
           <w:tcPr>
-            <w:tcW w:type="dxa" w:w="4320"/>
+            <w:tcW w:type="dxa" w:w="4759"/>
+            <w:shd w:val="clear" w:fill="F2F7F7"/>
           </w:tcPr>
           <w:p>
             <w:r>
@@ -147,7 +164,7 @@
       <w:tr>
         <w:tc>
           <w:tcPr>
-            <w:tcW w:type="dxa" w:w="4320"/>
+            <w:tcW w:type="dxa" w:w="4759"/>
           </w:tcPr>
           <w:p>
             <w:r>
@@ -165,7 +182,7 @@
         </w:tc>
         <w:tc>
           <w:tcPr>
-            <w:tcW w:type="dxa" w:w="4320"/>
+            <w:tcW w:type="dxa" w:w="4759"/>
           </w:tcPr>
           <w:p>
             <w:r>
@@ -185,7 +202,8 @@
       <w:tr>
         <w:tc>
           <w:tcPr>
-            <w:tcW w:type="dxa" w:w="4320"/>
+            <w:tcW w:type="dxa" w:w="4759"/>
+            <w:shd w:val="clear" w:fill="F2F7F7"/>
           </w:tcPr>
           <w:p>
             <w:r>
@@ -203,7 +221,8 @@
         </w:tc>
         <w:tc>
           <w:tcPr>
-            <w:tcW w:type="dxa" w:w="4320"/>
+            <w:tcW w:type="dxa" w:w="4759"/>
+            <w:shd w:val="clear" w:fill="F2F7F7"/>
           </w:tcPr>
           <w:p>
             <w:r>
@@ -235,10 +254,15 @@
     <w:p>
       <w:pPr>
         <w:pStyle w:val="Heading3"/>
+        <w:pageBreakBefore/>
+        <w:spacing w:before="240" w:after="80"/>
       </w:pPr>
       <w:r>
         <w:rPr>
+          <w:rFonts w:ascii="Calibri" w:hAnsi="Calibri"/>
+          <w:b/>
           <w:color w:val="1F2937"/>
+          <w:sz w:val="25"/>
         </w:rPr>
         <w:t>1. What accompanies this letter</w:t>
       </w:r>
@@ -291,10 +315,15 @@
     <w:p>
       <w:pPr>
         <w:pStyle w:val="Heading3"/>
+        <w:pageBreakBefore/>
+        <w:spacing w:before="240" w:after="80"/>
       </w:pPr>
       <w:r>
         <w:rPr>
+          <w:rFonts w:ascii="Calibri" w:hAnsi="Calibri"/>
+          <w:b/>
           <w:color w:val="1F2937"/>
+          <w:sz w:val="25"/>
         </w:rPr>
         <w:t>2. Delivery for User Acceptance Testing (clause 7.1)</w:t>
       </w:r>
@@ -351,10 +380,15 @@
     <w:p>
       <w:pPr>
         <w:pStyle w:val="Heading3"/>
+        <w:pageBreakBefore/>
+        <w:spacing w:before="240" w:after="80"/>
       </w:pPr>
       <w:r>
         <w:rPr>
+          <w:rFonts w:ascii="Calibri" w:hAnsi="Calibri"/>
+          <w:b/>
           <w:color w:val="1F2937"/>
+          <w:sz w:val="25"/>
         </w:rPr>
         <w:t>3. The acceptance window (clauses 7.2 and 7.4)</w:t>
       </w:r>
@@ -367,10 +401,15 @@
     <w:p>
       <w:pPr>
         <w:pStyle w:val="Heading3"/>
+        <w:pageBreakBefore/>
+        <w:spacing w:before="240" w:after="80"/>
       </w:pPr>
       <w:r>
         <w:rPr>
+          <w:rFonts w:ascii="Calibri" w:hAnsi="Calibri"/>
+          <w:b/>
           <w:color w:val="1F2937"/>
+          <w:sz w:val="25"/>
         </w:rPr>
         <w:t>4. The one open input: Woodford weighting</w:t>
       </w:r>
@@ -383,10 +422,15 @@
     <w:p>
       <w:pPr>
         <w:pStyle w:val="Heading3"/>
+        <w:pageBreakBefore/>
+        <w:spacing w:before="240" w:after="80"/>
       </w:pPr>
       <w:r>
         <w:rPr>
+          <w:rFonts w:ascii="Calibri" w:hAnsi="Calibri"/>
+          <w:b/>
           <w:color w:val="1F2937"/>
+          <w:sz w:val="25"/>
         </w:rPr>
         <w:t>5. Handover (clauses 6 and 7.5)</w:t>
       </w:r>
@@ -436,10 +480,15 @@
     <w:p>
       <w:pPr>
         <w:pStyle w:val="Heading3"/>
+        <w:pageBreakBefore/>
+        <w:spacing w:before="240" w:after="80"/>
       </w:pPr>
       <w:r>
         <w:rPr>
+          <w:rFonts w:ascii="Calibri" w:hAnsi="Calibri"/>
+          <w:b/>
           <w:color w:val="1F2937"/>
+          <w:sz w:val="25"/>
         </w:rPr>
         <w:t>6. Payment (clause 4(b))</w:t>
       </w:r>
@@ -465,13 +514,76 @@
       </w:r>
     </w:p>
     <w:sectPr>
+      <w:footerReference w:type="default" r:id="rId9"/>
       <w:pgSz w:w="12240" w:h="15840"/>
-      <w:pgMar w:top="1440" w:right="1800" w:bottom="1440" w:left="1800" w:header="720" w:footer="720" w:gutter="0"/>
+      <w:pgMar w:top="1247" w:right="1361" w:bottom="1134" w:left="1361" w:header="720" w:footer="720" w:gutter="0"/>
       <w:cols w:space="720"/>
       <w:docGrid w:linePitch="360"/>
     </w:sectPr>
   </w:body>
 </w:document>
+</file>
+
+<file path=word/footer1.xml><?xml version="1.0" encoding="utf-8"?>
+<w:ftr xmlns:m="http://schemas.openxmlformats.org/officeDocument/2006/math" xmlns:mc="http://schemas.openxmlformats.org/markup-compatibility/2006" xmlns:mo="http://schemas.microsoft.com/office/mac/office/2008/main" xmlns:mv="urn:schemas-microsoft-com:mac:vml" xmlns:o="urn:schemas-microsoft-com:office:office" xmlns:r="http://schemas.openxmlformats.org/officeDocument/2006/relationships" xmlns:v="urn:schemas-microsoft-com:vml" xmlns:w10="urn:schemas-microsoft-com:office:word" xmlns:w14="http://schemas.microsoft.com/office/word/2010/wordml" xmlns:w="http://schemas.openxmlformats.org/wordprocessingml/2006/main" xmlns:wne="http://schemas.microsoft.com/office/word/2006/wordml" xmlns:wp14="http://schemas.microsoft.com/office/word/2010/wordprocessingDrawing" xmlns:wp="http://schemas.openxmlformats.org/drawingml/2006/wordprocessingDrawing" xmlns:wpc="http://schemas.microsoft.com/office/word/2010/wordprocessingCanvas" xmlns:wpg="http://schemas.microsoft.com/office/word/2010/wordprocessingGroup" xmlns:wpi="http://schemas.microsoft.com/office/word/2010/wordprocessingInk" xmlns:wps="http://schemas.microsoft.com/office/word/2010/wordprocessingShape" mc:Ignorable="w14 wp14">
+  <w:p>
+    <w:pPr>
+      <w:pStyle w:val="Footer"/>
+      <w:tabs>
+        <w:tab w:pos="9518" w:val="right"/>
+      </w:tabs>
+      <w:pBdr>
+        <w:top w:val="single" w:sz="4" w:space="6" w:color="008490"/>
+      </w:pBdr>
+    </w:pPr>
+    <w:r/>
+    <w:r>
+      <w:rPr>
+        <w:color w:val="6B7280"/>
+        <w:sz w:val="16"/>
+      </w:rPr>
+      <w:t>Intradark Pty Ltd  ·  ABN 38 696 182 457  ·  Commercial in confidence</w:t>
+    </w:r>
+    <w:r>
+      <w:rPr>
+        <w:sz w:val="16"/>
+      </w:rPr>
+      <w:tab/>
+    </w:r>
+    <w:r>
+      <w:rPr>
+        <w:color w:val="6B7280"/>
+        <w:sz w:val="16"/>
+      </w:rPr>
+      <w:t xml:space="preserve">Page </w:t>
+    </w:r>
+    <w:r>
+      <w:rPr>
+        <w:color w:val="6B7280"/>
+        <w:sz w:val="16"/>
+      </w:rPr>
+      <w:fldChar w:fldCharType="begin"/>
+      <w:instrText xml:space="preserve">PAGE</w:instrText>
+      <w:fldChar w:fldCharType="end"/>
+    </w:r>
+    <w:r>
+      <w:rPr>
+        <w:color w:val="6B7280"/>
+        <w:sz w:val="16"/>
+      </w:rPr>
+      <w:t xml:space="preserve"> of </w:t>
+    </w:r>
+    <w:r>
+      <w:rPr>
+        <w:color w:val="6B7280"/>
+        <w:sz w:val="16"/>
+      </w:rPr>
+      <w:fldChar w:fldCharType="begin"/>
+      <w:instrText xml:space="preserve">NUMPAGES</w:instrText>
+      <w:fldChar w:fldCharType="end"/>
+    </w:r>
+  </w:p>
+</w:ftr>
 </file>
 
 <file path=word/numbering.xml><?xml version="1.0" encoding="utf-8"?>
@@ -837,6 +949,9 @@
     <w:name w:val="Normal"/>
     <w:qFormat/>
     <w:rsid w:val="00FC693F"/>
+    <w:pPr>
+      <w:spacing w:after="120" w:line="269" w:lineRule="auto"/>
+    </w:pPr>
     <w:rPr>
       <w:rFonts w:ascii="Calibri" w:hAnsi="Calibri"/>
       <w:color w:val="1F2937"/>

--- a/apps/bullyproof/docs/handover/final-acceptance-letter.docx
+++ b/apps/bullyproof/docs/handover/final-acceptance-letter.docx
@@ -2,6 +2,45 @@
 <file path=word/document.xml><?xml version="1.0" encoding="utf-8"?>
 <w:document xmlns:wpc="http://schemas.microsoft.com/office/word/2010/wordprocessingCanvas" xmlns:mo="http://schemas.microsoft.com/office/mac/office/2008/main" xmlns:mc="http://schemas.openxmlformats.org/markup-compatibility/2006" xmlns:mv="urn:schemas-microsoft-com:mac:vml" xmlns:o="urn:schemas-microsoft-com:office:office" xmlns:r="http://schemas.openxmlformats.org/officeDocument/2006/relationships" xmlns:m="http://schemas.openxmlformats.org/officeDocument/2006/math" xmlns:v="urn:schemas-microsoft-com:vml" xmlns:wp14="http://schemas.microsoft.com/office/word/2010/wordprocessingDrawing" xmlns:wp="http://schemas.openxmlformats.org/drawingml/2006/wordprocessingDrawing" xmlns:w10="urn:schemas-microsoft-com:office:word" xmlns:w="http://schemas.openxmlformats.org/wordprocessingml/2006/main" xmlns:w14="http://schemas.microsoft.com/office/word/2010/wordml" xmlns:wpg="http://schemas.microsoft.com/office/word/2010/wordprocessingGroup" xmlns:wpi="http://schemas.microsoft.com/office/word/2010/wordprocessingInk" xmlns:wne="http://schemas.microsoft.com/office/word/2006/wordml" xmlns:wps="http://schemas.microsoft.com/office/word/2010/wordprocessingShape" mc:Ignorable="w14 wp14">
   <w:body>
+    <w:p>
+      <w:pPr>
+        <w:spacing w:after="360"/>
+      </w:pPr>
+      <w:r>
+        <w:drawing>
+          <wp:inline xmlns:a="http://schemas.openxmlformats.org/drawingml/2006/main" xmlns:pic="http://schemas.openxmlformats.org/drawingml/2006/picture">
+            <wp:extent cx="1952625" cy="267666"/>
+            <wp:docPr id="1" name="Picture 1"/>
+            <wp:cNvGraphicFramePr>
+              <a:graphicFrameLocks noChangeAspect="1"/>
+            </wp:cNvGraphicFramePr>
+            <a:graphic>
+              <a:graphicData uri="http://schemas.openxmlformats.org/drawingml/2006/picture">
+                <pic:pic>
+                  <pic:nvPicPr>
+                    <pic:cNvPr id="0" name="intradark-wordmark.png"/>
+                    <pic:cNvPicPr/>
+                  </pic:nvPicPr>
+                  <pic:blipFill>
+                    <a:blip r:embed="rId12"/>
+                    <a:stretch>
+                      <a:fillRect/>
+                    </a:stretch>
+                  </pic:blipFill>
+                  <pic:spPr>
+                    <a:xfrm>
+                      <a:off x="0" y="0"/>
+                      <a:ext cx="1952625" cy="267666"/>
+                    </a:xfrm>
+                    <a:prstGeom prst="rect"/>
+                  </pic:spPr>
+                </pic:pic>
+              </a:graphicData>
+            </a:graphic>
+          </wp:inline>
+        </w:drawing>
+      </w:r>
+    </w:p>
     <w:p>
       <w:pPr>
         <w:pStyle w:val="Heading1"/>
@@ -515,9 +554,12 @@
     </w:p>
     <w:sectPr>
       <w:footerReference w:type="default" r:id="rId9"/>
+      <w:footerReference w:type="first" r:id="rId10"/>
+      <w:headerReference w:type="default" r:id="rId11"/>
       <w:pgSz w:w="12240" w:h="15840"/>
       <w:pgMar w:top="1247" w:right="1361" w:bottom="1134" w:left="1361" w:header="720" w:footer="720" w:gutter="0"/>
       <w:cols w:space="720"/>
+      <w:titlePg/>
       <w:docGrid w:linePitch="360"/>
     </w:sectPr>
   </w:body>
@@ -584,6 +626,114 @@
     </w:r>
   </w:p>
 </w:ftr>
+</file>
+
+<file path=word/footer2.xml><?xml version="1.0" encoding="utf-8"?>
+<w:ftr xmlns:m="http://schemas.openxmlformats.org/officeDocument/2006/math" xmlns:mc="http://schemas.openxmlformats.org/markup-compatibility/2006" xmlns:mo="http://schemas.microsoft.com/office/mac/office/2008/main" xmlns:mv="urn:schemas-microsoft-com:mac:vml" xmlns:o="urn:schemas-microsoft-com:office:office" xmlns:r="http://schemas.openxmlformats.org/officeDocument/2006/relationships" xmlns:v="urn:schemas-microsoft-com:vml" xmlns:w10="urn:schemas-microsoft-com:office:word" xmlns:w14="http://schemas.microsoft.com/office/word/2010/wordml" xmlns:w="http://schemas.openxmlformats.org/wordprocessingml/2006/main" xmlns:wne="http://schemas.microsoft.com/office/word/2006/wordml" xmlns:wp14="http://schemas.microsoft.com/office/word/2010/wordprocessingDrawing" xmlns:wp="http://schemas.openxmlformats.org/drawingml/2006/wordprocessingDrawing" xmlns:wpc="http://schemas.microsoft.com/office/word/2010/wordprocessingCanvas" xmlns:wpg="http://schemas.microsoft.com/office/word/2010/wordprocessingGroup" xmlns:wpi="http://schemas.microsoft.com/office/word/2010/wordprocessingInk" xmlns:wps="http://schemas.microsoft.com/office/word/2010/wordprocessingShape" mc:Ignorable="w14 wp14">
+  <w:p>
+    <w:pPr>
+      <w:pStyle w:val="Footer"/>
+      <w:tabs>
+        <w:tab w:pos="9518" w:val="right"/>
+      </w:tabs>
+      <w:pBdr>
+        <w:top w:val="single" w:sz="4" w:space="6" w:color="008490"/>
+      </w:pBdr>
+    </w:pPr>
+    <w:r/>
+    <w:r>
+      <w:rPr>
+        <w:color w:val="6B7280"/>
+        <w:sz w:val="16"/>
+      </w:rPr>
+      <w:t>Intradark Pty Ltd  ·  ABN 38 696 182 457  ·  Commercial in confidence</w:t>
+    </w:r>
+    <w:r>
+      <w:rPr>
+        <w:sz w:val="16"/>
+      </w:rPr>
+      <w:tab/>
+    </w:r>
+    <w:r>
+      <w:rPr>
+        <w:color w:val="6B7280"/>
+        <w:sz w:val="16"/>
+      </w:rPr>
+      <w:t xml:space="preserve">Page </w:t>
+    </w:r>
+    <w:r>
+      <w:rPr>
+        <w:color w:val="6B7280"/>
+        <w:sz w:val="16"/>
+      </w:rPr>
+      <w:fldChar w:fldCharType="begin"/>
+      <w:instrText xml:space="preserve">PAGE</w:instrText>
+      <w:fldChar w:fldCharType="end"/>
+    </w:r>
+    <w:r>
+      <w:rPr>
+        <w:color w:val="6B7280"/>
+        <w:sz w:val="16"/>
+      </w:rPr>
+      <w:t xml:space="preserve"> of </w:t>
+    </w:r>
+    <w:r>
+      <w:rPr>
+        <w:color w:val="6B7280"/>
+        <w:sz w:val="16"/>
+      </w:rPr>
+      <w:fldChar w:fldCharType="begin"/>
+      <w:instrText xml:space="preserve">NUMPAGES</w:instrText>
+      <w:fldChar w:fldCharType="end"/>
+    </w:r>
+  </w:p>
+</w:ftr>
+</file>
+
+<file path=word/header1.xml><?xml version="1.0" encoding="utf-8"?>
+<w:hdr xmlns:m="http://schemas.openxmlformats.org/officeDocument/2006/math" xmlns:mc="http://schemas.openxmlformats.org/markup-compatibility/2006" xmlns:mo="http://schemas.microsoft.com/office/mac/office/2008/main" xmlns:mv="urn:schemas-microsoft-com:mac:vml" xmlns:o="urn:schemas-microsoft-com:office:office" xmlns:r="http://schemas.openxmlformats.org/officeDocument/2006/relationships" xmlns:v="urn:schemas-microsoft-com:vml" xmlns:w10="urn:schemas-microsoft-com:office:word" xmlns:w14="http://schemas.microsoft.com/office/word/2010/wordml" xmlns:w="http://schemas.openxmlformats.org/wordprocessingml/2006/main" xmlns:wne="http://schemas.microsoft.com/office/word/2006/wordml" xmlns:wp14="http://schemas.microsoft.com/office/word/2010/wordprocessingDrawing" xmlns:wp="http://schemas.openxmlformats.org/drawingml/2006/wordprocessingDrawing" xmlns:wpc="http://schemas.microsoft.com/office/word/2010/wordprocessingCanvas" xmlns:wpg="http://schemas.microsoft.com/office/word/2010/wordprocessingGroup" xmlns:wpi="http://schemas.microsoft.com/office/word/2010/wordprocessingInk" xmlns:wps="http://schemas.microsoft.com/office/word/2010/wordprocessingShape" mc:Ignorable="w14 wp14">
+  <w:p>
+    <w:pPr>
+      <w:pStyle w:val="Header"/>
+      <w:jc w:val="right"/>
+    </w:pPr>
+    <w:r/>
+    <w:r>
+      <w:drawing>
+        <wp:inline xmlns:a="http://schemas.openxmlformats.org/drawingml/2006/main" xmlns:pic="http://schemas.openxmlformats.org/drawingml/2006/picture">
+          <wp:extent cx="904875" cy="124040"/>
+          <wp:docPr id="1" name="Picture 1"/>
+          <wp:cNvGraphicFramePr>
+            <a:graphicFrameLocks noChangeAspect="1"/>
+          </wp:cNvGraphicFramePr>
+          <a:graphic>
+            <a:graphicData uri="http://schemas.openxmlformats.org/drawingml/2006/picture">
+              <pic:pic>
+                <pic:nvPicPr>
+                  <pic:cNvPr id="0" name="intradark-wordmark.png"/>
+                  <pic:cNvPicPr/>
+                </pic:nvPicPr>
+                <pic:blipFill>
+                  <a:blip r:embed="rId1"/>
+                  <a:stretch>
+                    <a:fillRect/>
+                  </a:stretch>
+                </pic:blipFill>
+                <pic:spPr>
+                  <a:xfrm>
+                    <a:off x="0" y="0"/>
+                    <a:ext cx="904875" cy="124040"/>
+                  </a:xfrm>
+                  <a:prstGeom prst="rect"/>
+                </pic:spPr>
+              </pic:pic>
+            </a:graphicData>
+          </a:graphic>
+        </wp:inline>
+      </w:drawing>
+    </w:r>
+  </w:p>
+</w:hdr>
 </file>
 
 <file path=word/numbering.xml><?xml version="1.0" encoding="utf-8"?>

--- a/apps/bullyproof/docs/handover/final-acceptance-letter.docx
+++ b/apps/bullyproof/docs/handover/final-acceptance-letter.docx
@@ -3,26 +3,32 @@
 <w:document xmlns:wpc="http://schemas.microsoft.com/office/word/2010/wordprocessingCanvas" xmlns:mo="http://schemas.microsoft.com/office/mac/office/2008/main" xmlns:mc="http://schemas.openxmlformats.org/markup-compatibility/2006" xmlns:mv="urn:schemas-microsoft-com:mac:vml" xmlns:o="urn:schemas-microsoft-com:office:office" xmlns:r="http://schemas.openxmlformats.org/officeDocument/2006/relationships" xmlns:m="http://schemas.openxmlformats.org/officeDocument/2006/math" xmlns:v="urn:schemas-microsoft-com:vml" xmlns:wp14="http://schemas.microsoft.com/office/word/2010/wordprocessingDrawing" xmlns:wp="http://schemas.openxmlformats.org/drawingml/2006/wordprocessingDrawing" xmlns:w10="urn:schemas-microsoft-com:office:word" xmlns:w="http://schemas.openxmlformats.org/wordprocessingml/2006/main" xmlns:w14="http://schemas.microsoft.com/office/word/2010/wordml" xmlns:wpg="http://schemas.microsoft.com/office/word/2010/wordprocessingGroup" xmlns:wpi="http://schemas.microsoft.com/office/word/2010/wordprocessingInk" xmlns:wne="http://schemas.microsoft.com/office/word/2006/wordml" xmlns:wps="http://schemas.microsoft.com/office/word/2010/wordprocessingShape" mc:Ignorable="w14 wp14">
   <w:body>
     <w:p>
-      <w:pPr>
-        <w:spacing w:after="360"/>
-      </w:pPr>
       <w:r>
         <w:drawing>
-          <wp:inline xmlns:a="http://schemas.openxmlformats.org/drawingml/2006/main" xmlns:pic="http://schemas.openxmlformats.org/drawingml/2006/picture">
-            <wp:extent cx="1952625" cy="267666"/>
+          <wp:anchor distT="0" distB="0" distL="0" distR="0" simplePos="0" relativeHeight="1" behindDoc="1" locked="0" layoutInCell="1" allowOverlap="1">
+            <wp:simplePos x="0" y="0"/>
+            <wp:positionH relativeFrom="page">
+              <wp:posOffset>0</wp:posOffset>
+            </wp:positionH>
+            <wp:positionV relativeFrom="page">
+              <wp:posOffset>0</wp:posOffset>
+            </wp:positionV>
+            <wp:extent cx="7560310" cy="10692130"/>
+            <wp:effectExtent l="0" t="0" r="0" b="0"/>
+            <wp:wrapNone/>
             <wp:docPr id="1" name="Picture 1"/>
-            <wp:cNvGraphicFramePr>
+            <wp:cNvGraphicFramePr xmlns:a="http://schemas.openxmlformats.org/drawingml/2006/main">
               <a:graphicFrameLocks noChangeAspect="1"/>
             </wp:cNvGraphicFramePr>
-            <a:graphic>
+            <a:graphic xmlns:a="http://schemas.openxmlformats.org/drawingml/2006/main" xmlns:pic="http://schemas.openxmlformats.org/drawingml/2006/picture">
               <a:graphicData uri="http://schemas.openxmlformats.org/drawingml/2006/picture">
                 <pic:pic>
                   <pic:nvPicPr>
-                    <pic:cNvPr id="0" name="intradark-wordmark.png"/>
+                    <pic:cNvPr id="0" name="final-acceptance-letter.png"/>
                     <pic:cNvPicPr/>
                   </pic:nvPicPr>
                   <pic:blipFill>
-                    <a:blip r:embed="rId12"/>
+                    <a:blip r:embed="rId11"/>
                     <a:stretch>
                       <a:fillRect/>
                     </a:stretch>
@@ -30,24 +36,25 @@
                   <pic:spPr>
                     <a:xfrm>
                       <a:off x="0" y="0"/>
-                      <a:ext cx="1952625" cy="267666"/>
+                      <a:ext cx="7560310" cy="10692130"/>
                     </a:xfrm>
                     <a:prstGeom prst="rect"/>
                   </pic:spPr>
                 </pic:pic>
               </a:graphicData>
             </a:graphic>
-          </wp:inline>
+          </wp:anchor>
         </w:drawing>
+        <w:br w:type="page"/>
       </w:r>
     </w:p>
     <w:p>
       <w:pPr>
         <w:pStyle w:val="Heading1"/>
-        <w:spacing w:after="80"/>
         <w:pBdr>
           <w:bottom w:val="single" w:sz="10" w:space="8" w:color="008490"/>
         </w:pBdr>
+        <w:spacing w:after="80"/>
       </w:pPr>
       <w:r>
         <w:rPr>
@@ -87,13 +94,13 @@
         <w:tblLook w:firstColumn="1" w:firstRow="1" w:lastColumn="0" w:lastRow="0" w:noHBand="0" w:noVBand="1" w:val="04A0"/>
       </w:tblPr>
       <w:tblGrid>
-        <w:gridCol w:w="4759"/>
-        <w:gridCol w:w="4759"/>
+        <w:gridCol w:w="4592"/>
+        <w:gridCol w:w="4592"/>
       </w:tblGrid>
       <w:tr>
         <w:tc>
           <w:tcPr>
-            <w:tcW w:type="dxa" w:w="4759"/>
+            <w:tcW w:type="dxa" w:w="4592"/>
             <w:shd w:val="clear" w:fill="008490"/>
           </w:tcPr>
           <w:p>
@@ -108,7 +115,7 @@
         </w:tc>
         <w:tc>
           <w:tcPr>
-            <w:tcW w:type="dxa" w:w="4759"/>
+            <w:tcW w:type="dxa" w:w="4592"/>
             <w:shd w:val="clear" w:fill="008490"/>
           </w:tcPr>
           <w:p>
@@ -125,7 +132,7 @@
       <w:tr>
         <w:tc>
           <w:tcPr>
-            <w:tcW w:type="dxa" w:w="4759"/>
+            <w:tcW w:type="dxa" w:w="4592"/>
           </w:tcPr>
           <w:p>
             <w:r>
@@ -143,7 +150,7 @@
         </w:tc>
         <w:tc>
           <w:tcPr>
-            <w:tcW w:type="dxa" w:w="4759"/>
+            <w:tcW w:type="dxa" w:w="4592"/>
           </w:tcPr>
           <w:p>
             <w:r>
@@ -163,7 +170,7 @@
       <w:tr>
         <w:tc>
           <w:tcPr>
-            <w:tcW w:type="dxa" w:w="4759"/>
+            <w:tcW w:type="dxa" w:w="4592"/>
             <w:shd w:val="clear" w:fill="F2F7F7"/>
           </w:tcPr>
           <w:p>
@@ -182,7 +189,7 @@
         </w:tc>
         <w:tc>
           <w:tcPr>
-            <w:tcW w:type="dxa" w:w="4759"/>
+            <w:tcW w:type="dxa" w:w="4592"/>
             <w:shd w:val="clear" w:fill="F2F7F7"/>
           </w:tcPr>
           <w:p>
@@ -203,7 +210,7 @@
       <w:tr>
         <w:tc>
           <w:tcPr>
-            <w:tcW w:type="dxa" w:w="4759"/>
+            <w:tcW w:type="dxa" w:w="4592"/>
           </w:tcPr>
           <w:p>
             <w:r>
@@ -221,7 +228,7 @@
         </w:tc>
         <w:tc>
           <w:tcPr>
-            <w:tcW w:type="dxa" w:w="4759"/>
+            <w:tcW w:type="dxa" w:w="4592"/>
           </w:tcPr>
           <w:p>
             <w:r>
@@ -241,7 +248,7 @@
       <w:tr>
         <w:tc>
           <w:tcPr>
-            <w:tcW w:type="dxa" w:w="4759"/>
+            <w:tcW w:type="dxa" w:w="4592"/>
             <w:shd w:val="clear" w:fill="F2F7F7"/>
           </w:tcPr>
           <w:p>
@@ -260,7 +267,7 @@
         </w:tc>
         <w:tc>
           <w:tcPr>
-            <w:tcW w:type="dxa" w:w="4759"/>
+            <w:tcW w:type="dxa" w:w="4592"/>
             <w:shd w:val="clear" w:fill="F2F7F7"/>
           </w:tcPr>
           <w:p>
@@ -554,9 +561,8 @@
     </w:p>
     <w:sectPr>
       <w:footerReference w:type="default" r:id="rId9"/>
-      <w:footerReference w:type="first" r:id="rId10"/>
-      <w:headerReference w:type="default" r:id="rId11"/>
-      <w:pgSz w:w="12240" w:h="15840"/>
+      <w:headerReference w:type="default" r:id="rId10"/>
+      <w:pgSz w:w="11906" w:h="16838"/>
       <w:pgMar w:top="1247" w:right="1361" w:bottom="1134" w:left="1361" w:header="720" w:footer="720" w:gutter="0"/>
       <w:cols w:space="720"/>
       <w:titlePg/>
@@ -571,74 +577,14 @@
   <w:p>
     <w:pPr>
       <w:pStyle w:val="Footer"/>
-      <w:tabs>
-        <w:tab w:pos="9518" w:val="right"/>
-      </w:tabs>
       <w:pBdr>
         <w:top w:val="single" w:sz="4" w:space="6" w:color="008490"/>
       </w:pBdr>
-    </w:pPr>
-    <w:r/>
-    <w:r>
-      <w:rPr>
-        <w:color w:val="6B7280"/>
-        <w:sz w:val="16"/>
-      </w:rPr>
-      <w:t>Intradark Pty Ltd  ·  ABN 38 696 182 457  ·  Commercial in confidence</w:t>
-    </w:r>
-    <w:r>
-      <w:rPr>
-        <w:sz w:val="16"/>
-      </w:rPr>
-      <w:tab/>
-    </w:r>
-    <w:r>
-      <w:rPr>
-        <w:color w:val="6B7280"/>
-        <w:sz w:val="16"/>
-      </w:rPr>
-      <w:t xml:space="preserve">Page </w:t>
-    </w:r>
-    <w:r>
-      <w:rPr>
-        <w:color w:val="6B7280"/>
-        <w:sz w:val="16"/>
-      </w:rPr>
-      <w:fldChar w:fldCharType="begin"/>
-      <w:instrText xml:space="preserve">PAGE</w:instrText>
-      <w:fldChar w:fldCharType="end"/>
-    </w:r>
-    <w:r>
-      <w:rPr>
-        <w:color w:val="6B7280"/>
-        <w:sz w:val="16"/>
-      </w:rPr>
-      <w:t xml:space="preserve"> of </w:t>
-    </w:r>
-    <w:r>
-      <w:rPr>
-        <w:color w:val="6B7280"/>
-        <w:sz w:val="16"/>
-      </w:rPr>
-      <w:fldChar w:fldCharType="begin"/>
-      <w:instrText xml:space="preserve">NUMPAGES</w:instrText>
-      <w:fldChar w:fldCharType="end"/>
-    </w:r>
-  </w:p>
-</w:ftr>
-</file>
-
-<file path=word/footer2.xml><?xml version="1.0" encoding="utf-8"?>
-<w:ftr xmlns:m="http://schemas.openxmlformats.org/officeDocument/2006/math" xmlns:mc="http://schemas.openxmlformats.org/markup-compatibility/2006" xmlns:mo="http://schemas.microsoft.com/office/mac/office/2008/main" xmlns:mv="urn:schemas-microsoft-com:mac:vml" xmlns:o="urn:schemas-microsoft-com:office:office" xmlns:r="http://schemas.openxmlformats.org/officeDocument/2006/relationships" xmlns:v="urn:schemas-microsoft-com:vml" xmlns:w10="urn:schemas-microsoft-com:office:word" xmlns:w14="http://schemas.microsoft.com/office/word/2010/wordml" xmlns:w="http://schemas.openxmlformats.org/wordprocessingml/2006/main" xmlns:wne="http://schemas.microsoft.com/office/word/2006/wordml" xmlns:wp14="http://schemas.microsoft.com/office/word/2010/wordprocessingDrawing" xmlns:wp="http://schemas.openxmlformats.org/drawingml/2006/wordprocessingDrawing" xmlns:wpc="http://schemas.microsoft.com/office/word/2010/wordprocessingCanvas" xmlns:wpg="http://schemas.microsoft.com/office/word/2010/wordprocessingGroup" xmlns:wpi="http://schemas.microsoft.com/office/word/2010/wordprocessingInk" xmlns:wps="http://schemas.microsoft.com/office/word/2010/wordprocessingShape" mc:Ignorable="w14 wp14">
-  <w:p>
-    <w:pPr>
-      <w:pStyle w:val="Footer"/>
       <w:tabs>
-        <w:tab w:pos="9518" w:val="right"/>
+        <w:tab w:val="clear" w:pos="4680"/>
+        <w:tab w:pos="9184" w:val="right"/>
+        <w:tab w:val="clear" w:pos="9360"/>
       </w:tabs>
-      <w:pBdr>
-        <w:top w:val="single" w:sz="4" w:space="6" w:color="008490"/>
-      </w:pBdr>
     </w:pPr>
     <w:r/>
     <w:r>
